--- a/Amjad_Khan_IAM_Career_Path.docx
+++ b/Amjad_Khan_IAM_Career_Path.docx
@@ -401,7 +401,7 @@
           </w:tcPr>
           <w:p>
             <w:r>
-              <w:t>Day</w:t>
+              <w:t>Step</w:t>
             </w:r>
           </w:p>
         </w:tc>
@@ -874,6 +874,102 @@
           </w:p>
         </w:tc>
       </w:tr>
+      <w:tr>
+        <w:tc>
+          <w:tcPr>
+            <w:tcW w:type="dxa" w:w="3264"/>
+          </w:tcPr>
+          <w:p>
+            <w:r>
+              <w:t>15</w:t>
+            </w:r>
+          </w:p>
+        </w:tc>
+        <w:tc>
+          <w:tcPr>
+            <w:tcW w:type="dxa" w:w="3264"/>
+          </w:tcPr>
+          <w:p>
+            <w:r>
+              <w:t>Milestone: pass SC-300</w:t>
+            </w:r>
+          </w:p>
+        </w:tc>
+        <w:tc>
+          <w:tcPr>
+            <w:tcW w:type="dxa" w:w="3264"/>
+          </w:tcPr>
+          <w:p>
+            <w:r>
+              <w:t>2–3 weeks of review, then exam day</w:t>
+            </w:r>
+          </w:p>
+        </w:tc>
+      </w:tr>
+      <w:tr>
+        <w:tc>
+          <w:tcPr>
+            <w:tcW w:type="dxa" w:w="3264"/>
+          </w:tcPr>
+          <w:p>
+            <w:r>
+              <w:t>16</w:t>
+            </w:r>
+          </w:p>
+        </w:tc>
+        <w:tc>
+          <w:tcPr>
+            <w:tcW w:type="dxa" w:w="3264"/>
+          </w:tcPr>
+          <w:p>
+            <w:r>
+              <w:t>Milestone: SC-500 cloud security (AZ-500 replacement)</w:t>
+            </w:r>
+          </w:p>
+        </w:tc>
+        <w:tc>
+          <w:tcPr>
+            <w:tcW w:type="dxa" w:w="3264"/>
+          </w:tcPr>
+          <w:p>
+            <w:r>
+              <w:t>4–6 weeks, at your pace</w:t>
+            </w:r>
+          </w:p>
+        </w:tc>
+      </w:tr>
+      <w:tr>
+        <w:tc>
+          <w:tcPr>
+            <w:tcW w:type="dxa" w:w="3264"/>
+          </w:tcPr>
+          <w:p>
+            <w:r>
+              <w:t>17</w:t>
+            </w:r>
+          </w:p>
+        </w:tc>
+        <w:tc>
+          <w:tcPr>
+            <w:tcW w:type="dxa" w:w="3264"/>
+          </w:tcPr>
+          <w:p>
+            <w:r>
+              <w:t>Milestone: Okta certification</w:t>
+            </w:r>
+          </w:p>
+        </w:tc>
+        <w:tc>
+          <w:tcPr>
+            <w:tcW w:type="dxa" w:w="3264"/>
+          </w:tcPr>
+          <w:p>
+            <w:r>
+              <w:t>2–4 weeks</w:t>
+            </w:r>
+          </w:p>
+        </w:tc>
+      </w:tr>
     </w:tbl>
     <w:p>
       <w:pPr>
@@ -1029,6 +1125,20 @@
     </w:p>
     <w:p>
       <w:pPr>
+        <w:spacing w:after="160"/>
+      </w:pPr>
+      <w:r>
+        <w:rPr>
+          <w:b/>
+          <w:i w:val="0"/>
+          <w:color w:val="166534"/>
+          <w:sz w:val="18"/>
+        </w:rPr>
+        <w:t>PART 1 · IDENTITY FOUNDATIONS IN ENTRA ID</w:t>
+      </w:r>
+    </w:p>
+    <w:p>
+      <w:pPr>
         <w:spacing w:after="40"/>
       </w:pPr>
       <w:r>
@@ -1038,7 +1148,7 @@
           <w:color w:val="4F46E5"/>
           <w:sz w:val="17"/>
         </w:rPr>
-        <w:t>DAY 1 · ABOUT 1.5 HOURS</w:t>
+        <w:t>STEP 1 · ABOUT 1.5 HOURS</w:t>
       </w:r>
     </w:p>
     <w:p>
@@ -1236,7 +1346,7 @@
               <w:t>Hi Claude! I'm Amjad, an IT Support Coordinator moving into Identity &amp; Access Management (IAM). I hold Security+ and I'm studying for SC-300. I practice only in my own lab tenant with made-up users.</w:t>
               <w:br/>
               <w:br/>
-              <w:t>Context: Day 1: Your IAM game plan and SC-300 kickoff</w:t>
+              <w:t>Context: Step 1: Your IAM game plan and SC-300 kickoff</w:t>
               <w:br/>
               <w:t>My task: Skills inventory: write down every IAM task you already do at WSAudiology (JML in Adaxes, least-privilege groups, terminations with Intune wipe, audit trails in Jira). Next to each, write the matching SC-300 skill name.</w:t>
               <w:br/>
@@ -1331,7 +1441,7 @@
           <w:color w:val="4F46E5"/>
           <w:sz w:val="17"/>
         </w:rPr>
-        <w:t>DAY 2 · ABOUT 1.5 HOURS</w:t>
+        <w:t>STEP 2 · ABOUT 1.5 HOURS</w:t>
       </w:r>
     </w:p>
     <w:p>
@@ -1508,7 +1618,7 @@
               <w:t>Hi Claude! I'm Amjad, an IT Support Coordinator moving into Identity &amp; Access Management (IAM). I hold Security+ and I'm studying for SC-300. I practice only in my own lab tenant with made-up users.</w:t>
               <w:br/>
               <w:br/>
-              <w:t>Context: Day 2: Build your Entra ID lab tenant</w:t>
+              <w:t>Context: Step 2: Build your Entra ID lab tenant</w:t>
               <w:br/>
               <w:t>My task: Create the tenant: sign up for an Azure free account with a personal email, then create a new Entra tenant (Learn: 'Create a new tenant'). Turn on the free Entra ID P2 trial so you get Conditional Access, PIM and access reviews.</w:t>
               <w:br/>
@@ -1603,7 +1713,7 @@
           <w:color w:val="4F46E5"/>
           <w:sz w:val="17"/>
         </w:rPr>
-        <w:t>DAY 3 · ABOUT 1.5 HOURS</w:t>
+        <w:t>STEP 3 · ABOUT 1.5 HOURS</w:t>
       </w:r>
     </w:p>
     <w:p>
@@ -1780,7 +1890,7 @@
               <w:t>Hi Claude! I'm Amjad, an IT Support Coordinator moving into Identity &amp; Access Management (IAM). I hold Security+ and I'm studying for SC-300. I practice only in my own lab tenant with made-up users.</w:t>
               <w:br/>
               <w:br/>
-              <w:t>Context: Day 3: Conditional Access, hands-on</w:t>
+              <w:t>Context: Step 3: Conditional Access, hands-on</w:t>
               <w:br/>
               <w:t>My task: Baseline policies: in report-only mode, build: require MFA for all users (exclude break-glass), block legacy authentication, require MFA for admins, and block sign-ins from countries you choose.</w:t>
               <w:br/>
@@ -1875,7 +1985,7 @@
           <w:color w:val="4F46E5"/>
           <w:sz w:val="17"/>
         </w:rPr>
-        <w:t>DAY 4 · ABOUT 1 HOUR</w:t>
+        <w:t>STEP 4 · ABOUT 1 HOUR</w:t>
       </w:r>
     </w:p>
     <w:p>
@@ -2052,7 +2162,7 @@
               <w:t>Hi Claude! I'm Amjad, an IT Support Coordinator moving into Identity &amp; Access Management (IAM). I hold Security+ and I'm studying for SC-300. I practice only in my own lab tenant with made-up users.</w:t>
               <w:br/>
               <w:br/>
-              <w:t>Context: Day 4: MFA, passkeys and authentication methods</w:t>
+              <w:t>Context: Step 4: MFA, passkeys and authentication methods</w:t>
               <w:br/>
               <w:t>My task: Authentication methods policy: enable Microsoft Authenticator and passkeys (FIDO2) for a pilot group; disable SMS for that group.</w:t>
               <w:br/>
@@ -2147,7 +2257,7 @@
           <w:color w:val="4F46E5"/>
           <w:sz w:val="17"/>
         </w:rPr>
-        <w:t>DAY 5 · ABOUT 1.5 HOURS</w:t>
+        <w:t>STEP 5 · ABOUT 1.5 HOURS</w:t>
       </w:r>
     </w:p>
     <w:p>
@@ -2324,7 +2434,7 @@
               <w:t>Hi Claude! I'm Amjad, an IT Support Coordinator moving into Identity &amp; Access Management (IAM). I hold Security+ and I'm studying for SC-300. I practice only in my own lab tenant with made-up users.</w:t>
               <w:br/>
               <w:br/>
-              <w:t>Context: Day 5: Privileged Identity Management (PIM)</w:t>
+              <w:t>Context: Step 5: Privileged Identity Management (PIM)</w:t>
               <w:br/>
               <w:t>My task: Make roles eligible: make a test user eligible (not active) for User Administrator, with MFA on activation, a justification and a 2-hour maximum.</w:t>
               <w:br/>
@@ -2419,7 +2529,7 @@
           <w:color w:val="4F46E5"/>
           <w:sz w:val="17"/>
         </w:rPr>
-        <w:t>DAY 6 · ABOUT 1.5 HOURS</w:t>
+        <w:t>STEP 6 · ABOUT 1.5 HOURS</w:t>
       </w:r>
     </w:p>
     <w:p>
@@ -2596,7 +2706,7 @@
               <w:t>Hi Claude! I'm Amjad, an IT Support Coordinator moving into Identity &amp; Access Management (IAM). I hold Security+ and I'm studying for SC-300. I practice only in my own lab tenant with made-up users.</w:t>
               <w:br/>
               <w:br/>
-              <w:t>Context: Day 6: Access reviews and entitlement management</w:t>
+              <w:t>Context: Step 6: Access reviews and entitlement management</w:t>
               <w:br/>
               <w:t>My task: Access review: create a quarterly access review of your Finance group with the manager as reviewer and 'remove access if no response'.</w:t>
               <w:br/>
@@ -2691,7 +2801,7 @@
           <w:color w:val="4F46E5"/>
           <w:sz w:val="17"/>
         </w:rPr>
-        <w:t>DAY 7 · ABOUT 45 MINUTES</w:t>
+        <w:t>STEP 7 · ABOUT 45 MINUTES</w:t>
       </w:r>
     </w:p>
     <w:p>
@@ -2854,7 +2964,7 @@
               <w:t>Hi Claude! I'm Amjad, an IT Support Coordinator moving into Identity &amp; Access Management (IAM). I hold Security+ and I'm studying for SC-300. I practice only in my own lab tenant with made-up users.</w:t>
               <w:br/>
               <w:br/>
-              <w:t>Context: Day 7: Light day: lifecycle workflows and resume refresh</w:t>
+              <w:t>Context: Step 7: Light day: lifecycle workflows and resume refresh</w:t>
               <w:br/>
               <w:t>My task: Lifecycle workflow: create an onboarding workflow in your lab that sends a welcome email and adds the user to a group before their start date.</w:t>
               <w:br/>
@@ -2931,6 +3041,20 @@
     </w:p>
     <w:p>
       <w:pPr>
+        <w:spacing w:after="160"/>
+      </w:pPr>
+      <w:r>
+        <w:rPr>
+          <w:b/>
+          <w:i w:val="0"/>
+          <w:color w:val="166534"/>
+          <w:sz w:val="18"/>
+        </w:rPr>
+        <w:t>PART 2 · AUTOMATION, FEDERATION AND THE JOB HUNT</w:t>
+      </w:r>
+    </w:p>
+    <w:p>
+      <w:pPr>
         <w:spacing w:after="40"/>
       </w:pPr>
       <w:r>
@@ -2940,7 +3064,7 @@
           <w:color w:val="4F46E5"/>
           <w:sz w:val="17"/>
         </w:rPr>
-        <w:t>DAY 8 · ABOUT 1.5 HOURS</w:t>
+        <w:t>STEP 8 · ABOUT 1.5 HOURS</w:t>
       </w:r>
     </w:p>
     <w:p>
@@ -3096,7 +3220,7 @@
               <w:t>Hi Claude! I'm Amjad, an IT Support Coordinator moving into Identity &amp; Access Management (IAM). I hold Security+ and I'm studying for SC-300. I practice only in my own lab tenant with made-up users.</w:t>
               <w:br/>
               <w:br/>
-              <w:t>Context: Day 8: PowerShell for identity admins</w:t>
+              <w:t>Context: Step 8: PowerShell for identity admins</w:t>
               <w:br/>
               <w:t>My task: Install: install PowerShell 7 and VS Code (or use Azure Cloud Shell in your lab).</w:t>
               <w:br/>
@@ -3191,7 +3315,7 @@
           <w:color w:val="4F46E5"/>
           <w:sz w:val="17"/>
         </w:rPr>
-        <w:t>DAY 9 · ABOUT 2 HOURS</w:t>
+        <w:t>STEP 9 · ABOUT 2 HOURS</w:t>
       </w:r>
     </w:p>
     <w:p>
@@ -3320,7 +3444,7 @@
         <w:t xml:space="preserve">Joiner script. </w:t>
       </w:r>
       <w:r>
-        <w:t>From your Day 8 CSV, create users with New-MgUser and add them to groups by department.</w:t>
+        <w:t>From your Step 8 CSV, create users with New-MgUser and add them to groups by department.</w:t>
       </w:r>
     </w:p>
     <w:p>
@@ -3382,7 +3506,7 @@
               <w:t>Hi Claude! I'm Amjad, an IT Support Coordinator moving into Identity &amp; Access Management (IAM). I hold Security+ and I'm studying for SC-300. I practice only in my own lab tenant with made-up users.</w:t>
               <w:br/>
               <w:br/>
-              <w:t>Context: Day 9: Microsoft Graph: automate JML</w:t>
+              <w:t>Context: Step 9: Microsoft Graph: automate JML</w:t>
               <w:br/>
               <w:t>My task: Connect: install-Module Microsoft.Graph, then Connect-MgGraph with only the scopes you need (User.ReadWrite.All, Group.ReadWrite.All) in your lab tenant.</w:t>
               <w:br/>
@@ -3477,7 +3601,7 @@
           <w:color w:val="4F46E5"/>
           <w:sz w:val="17"/>
         </w:rPr>
-        <w:t>DAY 10 · ABOUT 1.5 HOURS</w:t>
+        <w:t>STEP 10 · ABOUT 1.5 HOURS</w:t>
       </w:r>
     </w:p>
     <w:p>
@@ -3675,7 +3799,7 @@
               <w:t>Hi Claude! I'm Amjad, an IT Support Coordinator moving into Identity &amp; Access Management (IAM). I hold Security+ and I'm studying for SC-300. I practice only in my own lab tenant with made-up users.</w:t>
               <w:br/>
               <w:br/>
-              <w:t>Context: Day 10: SAML, OIDC, OAuth and SCIM</w:t>
+              <w:t>Context: Step 10: SAML, OIDC, OAuth and SCIM</w:t>
               <w:br/>
               <w:t>My task: SAML app: in your lab, add a gallery SaaS app (or the free 'Entra SAML Toolkit') with SAML SSO. Capture a SAML response with your browser's SAML tracer and label issuer, NameID, attributes and signature.</w:t>
               <w:br/>
@@ -3770,7 +3894,7 @@
           <w:color w:val="4F46E5"/>
           <w:sz w:val="17"/>
         </w:rPr>
-        <w:t>DAY 11 · ABOUT 1.5 HOURS</w:t>
+        <w:t>STEP 11 · ABOUT 1.5 HOURS</w:t>
       </w:r>
     </w:p>
     <w:p>
@@ -3947,7 +4071,7 @@
               <w:t>Hi Claude! I'm Amjad, an IT Support Coordinator moving into Identity &amp; Access Management (IAM). I hold Security+ and I'm studying for SC-300. I practice only in my own lab tenant with made-up users.</w:t>
               <w:br/>
               <w:br/>
-              <w:t>Context: Day 11: Okta, hands-on</w:t>
+              <w:t>Context: Step 11: Okta, hands-on</w:t>
               <w:br/>
               <w:t>My task: Okta account: sign up for a free Okta Integrator (developer) account.</w:t>
               <w:br/>
@@ -4042,7 +4166,7 @@
           <w:color w:val="4F46E5"/>
           <w:sz w:val="17"/>
         </w:rPr>
-        <w:t>DAY 12 · ABOUT 1.5 HOURS</w:t>
+        <w:t>STEP 12 · ABOUT 1.5 HOURS</w:t>
       </w:r>
     </w:p>
     <w:p>
@@ -4240,7 +4364,7 @@
               <w:t>Hi Claude! I'm Amjad, an IT Support Coordinator moving into Identity &amp; Access Management (IAM). I hold Security+ and I'm studying for SC-300. I practice only in my own lab tenant with made-up users.</w:t>
               <w:br/>
               <w:br/>
-              <w:t>Context: Day 12: SailPoint and CyberArk basics</w:t>
+              <w:t>Context: Step 12: SailPoint and CyberArk basics</w:t>
               <w:br/>
               <w:t>My task: IGA vocabulary: make flashcards for: identity cube, entitlement, role mining, certification campaign, SoD policy, connector, aggregation. Map each to what you already do in Adaxes.</w:t>
               <w:br/>
@@ -4335,7 +4459,7 @@
           <w:color w:val="4F46E5"/>
           <w:sz w:val="17"/>
         </w:rPr>
-        <w:t>DAY 13 · ABOUT 1.5 HOURS</w:t>
+        <w:t>STEP 13 · ABOUT 1.5 HOURS</w:t>
       </w:r>
     </w:p>
     <w:p>
@@ -4533,7 +4657,7 @@
               <w:t>Hi Claude! I'm Amjad, an IT Support Coordinator moving into Identity &amp; Access Management (IAM). I hold Security+ and I'm studying for SC-300. I practice only in my own lab tenant with made-up users.</w:t>
               <w:br/>
               <w:br/>
-              <w:t>Context: Day 13: Cloud security: Zero Trust, SC-500 and AWS IAM</w:t>
+              <w:t>Context: Step 13: Cloud security: Zero Trust, SC-500 and AWS IAM</w:t>
               <w:br/>
               <w:t>My task: Zero Trust map: using NIST SP 800-207 and CISA's Zero Trust Maturity Model, mark where your lab is on the Identity pillar today.</w:t>
               <w:br/>
@@ -4628,7 +4752,7 @@
           <w:color w:val="4F46E5"/>
           <w:sz w:val="17"/>
         </w:rPr>
-        <w:t>DAY 14 · ABOUT 2 HOURS</w:t>
+        <w:t>STEP 14 · ABOUT 2 HOURS</w:t>
       </w:r>
     </w:p>
     <w:p>
@@ -4826,7 +4950,7 @@
               <w:t>Hi Claude! I'm Amjad, an IT Support Coordinator moving into Identity &amp; Access Management (IAM). I hold Security+ and I'm studying for SC-300. I practice only in my own lab tenant with made-up users.</w:t>
               <w:br/>
               <w:br/>
-              <w:t>Context: Day 14: Capstone: SC-300 practice, interview prep, apply</w:t>
+              <w:t>Context: Step 14: Capstone: SC-300 practice, interview prep, apply</w:t>
               <w:br/>
               <w:t>My task: Practice exam: take Microsoft's free SC-300 practice assessment. Note the weakest domain and schedule 2 review sessions.</w:t>
               <w:br/>
@@ -4912,6 +5036,20 @@
     </w:p>
     <w:p>
       <w:pPr>
+        <w:spacing w:after="160"/>
+      </w:pPr>
+      <w:r>
+        <w:rPr>
+          <w:b/>
+          <w:i w:val="0"/>
+          <w:color w:val="166534"/>
+          <w:sz w:val="18"/>
+        </w:rPr>
+        <w:t>PART 3 · CERTIFICATION MILESTONES</w:t>
+      </w:r>
+    </w:p>
+    <w:p>
+      <w:pPr>
         <w:spacing w:after="40"/>
       </w:pPr>
       <w:r>
@@ -4921,7 +5059,7 @@
           <w:color w:val="4F46E5"/>
           <w:sz w:val="17"/>
         </w:rPr>
-        <w:t>OPTIONAL BRANCH</w:t>
+        <w:t>STEP 15 · 2–3 WEEKS OF REVIEW, THEN EXAM DAY</w:t>
       </w:r>
     </w:p>
     <w:p>
@@ -4936,6 +5074,822 @@
           <w:color w:val="0B1B3F"/>
           <w:sz w:val="40"/>
         </w:rPr>
+        <w:t>Milestone: pass SC-300</w:t>
+      </w:r>
+    </w:p>
+    <w:p>
+      <w:pPr>
+        <w:spacing w:after="120"/>
+      </w:pPr>
+      <w:r>
+        <w:rPr>
+          <w:b w:val="0"/>
+          <w:i w:val="0"/>
+          <w:color w:val="0B1B3F"/>
+          <w:sz w:val="24"/>
+        </w:rPr>
+        <w:t>Turn your labs into a passed SC-300: Microsoft Certified Identity and Access Administrator Associate.</w:t>
+      </w:r>
+    </w:p>
+    <w:p>
+      <w:pPr>
+        <w:keepNext/>
+        <w:spacing w:after="80" w:before="240"/>
+      </w:pPr>
+      <w:r>
+        <w:rPr>
+          <w:b/>
+          <w:i w:val="0"/>
+          <w:color w:val="0B1B3F"/>
+          <w:sz w:val="24"/>
+        </w:rPr>
+        <w:t>Watch, in this order</w:t>
+      </w:r>
+    </w:p>
+    <w:p>
+      <w:pPr>
+        <w:pStyle w:val="ListBullet"/>
+      </w:pPr>
+      <w:hyperlink r:id="rId53">
+        <w:r>
+          <w:rPr>
+            <w:color w:val="4F46E5"/>
+            <w:u w:val="single"/>
+          </w:rPr>
+          <w:t>Identity and Access Administrator (SC-300) Practice Tests | 30 Questions &amp; Answers</w:t>
+        </w:r>
+      </w:hyperlink>
+      <w:r>
+        <w:rPr>
+          <w:color w:val="6B7590"/>
+          <w:sz w:val="18"/>
+        </w:rPr>
+        <w:t xml:space="preserve">  (EduViking · 27:08 · 2026-10-19)</w:t>
+      </w:r>
+    </w:p>
+    <w:p>
+      <w:pPr>
+        <w:pStyle w:val="ListBullet"/>
+      </w:pPr>
+      <w:hyperlink r:id="rId34">
+        <w:r>
+          <w:rPr>
+            <w:color w:val="4F46E5"/>
+            <w:u w:val="single"/>
+          </w:rPr>
+          <w:t>Preparing for Exam SC-300: Plan and automate identity governance (4 of 4)</w:t>
+        </w:r>
+      </w:hyperlink>
+      <w:r>
+        <w:rPr>
+          <w:color w:val="6B7590"/>
+          <w:sz w:val="18"/>
+        </w:rPr>
+        <w:t xml:space="preserve">  (Microsoft Learn · 16:00 · 2026-09-02)</w:t>
+      </w:r>
+    </w:p>
+    <w:p>
+      <w:pPr>
+        <w:keepNext/>
+        <w:spacing w:after="80" w:before="240"/>
+      </w:pPr>
+      <w:r>
+        <w:rPr>
+          <w:b/>
+          <w:i w:val="0"/>
+          <w:color w:val="0B1B3F"/>
+          <w:sz w:val="24"/>
+        </w:rPr>
+        <w:t>Hands-on lab</w:t>
+      </w:r>
+    </w:p>
+    <w:p>
+      <w:pPr>
+        <w:pStyle w:val="ListNumber"/>
+      </w:pPr>
+      <w:r>
+        <w:rPr>
+          <w:b/>
+        </w:rPr>
+        <w:t xml:space="preserve">Close the gaps. </w:t>
+      </w:r>
+      <w:r>
+        <w:t>Retake Microsoft's free practice assessment until you score 80%+ in every domain, re-doing the lab step for any weak domain.</w:t>
+      </w:r>
+    </w:p>
+    <w:p>
+      <w:pPr>
+        <w:pStyle w:val="ListNumber"/>
+      </w:pPr>
+      <w:r>
+        <w:rPr>
+          <w:b/>
+        </w:rPr>
+        <w:t xml:space="preserve">Exam day. </w:t>
+      </w:r>
+      <w:r>
+        <w:t>Take the exam (online or at a test center). Then add the badge to LinkedIn and your resume the same day.</w:t>
+      </w:r>
+    </w:p>
+    <w:p>
+      <w:pPr>
+        <w:pStyle w:val="ListNumber"/>
+      </w:pPr>
+      <w:r>
+        <w:rPr>
+          <w:b/>
+        </w:rPr>
+        <w:t xml:space="preserve">Tell the story. </w:t>
+      </w:r>
+      <w:r>
+        <w:t>Post on LinkedIn: what you built (CA, PIM, Graph automation) and what you learned. Recruiters notice.</w:t>
+      </w:r>
+    </w:p>
+    <w:tbl>
+      <w:tblPr>
+        <w:tblStyle w:val="TableGrid"/>
+        <w:tblW w:type="auto" w:w="0"/>
+        <w:tblLook w:firstColumn="1" w:firstRow="1" w:lastColumn="0" w:lastRow="0" w:noHBand="0" w:noVBand="1" w:val="04A0"/>
+      </w:tblPr>
+      <w:tblGrid>
+        <w:gridCol w:w="9792"/>
+      </w:tblGrid>
+      <w:tr>
+        <w:tc>
+          <w:tcPr>
+            <w:tcW w:type="dxa" w:w="9792"/>
+            <w:shd w:fill="EEF2FF"/>
+          </w:tcPr>
+          <w:p>
+            <w:r>
+              <w:rPr>
+                <w:b/>
+              </w:rPr>
+              <w:t>Try this prompt (Claude version; the website also has your work-tool version)</w:t>
+            </w:r>
+          </w:p>
+          <w:p>
+            <w:r>
+              <w:rPr>
+                <w:sz w:val="18"/>
+              </w:rPr>
+              <w:t>Hi Claude! I'm Amjad, an IT Support Coordinator moving into Identity &amp; Access Management (IAM). I hold Security+ and I'm studying for SC-300. I practice only in my own lab tenant with made-up users.</w:t>
+              <w:br/>
+              <w:br/>
+              <w:t>Context: Step 15: Milestone: pass SC-300</w:t>
+              <w:br/>
+              <w:t>My task: Close the gaps: retake Microsoft's free practice assessment until you score 80%+ in every domain, re-doing the lab step for any weak domain.</w:t>
+              <w:br/>
+              <w:br/>
+              <w:t>Please (1) ask me up to 3 quick questions if anything is unclear, (2) walk me through it in short, numbered steps, and (3) finish with a ready-to-use result (table, checklist, script or doc) I can save to my portfolio. Keep it encouraging and concise.</w:t>
+            </w:r>
+          </w:p>
+        </w:tc>
+      </w:tr>
+    </w:tbl>
+    <w:p>
+      <w:pPr>
+        <w:spacing w:after="40"/>
+      </w:pPr>
+      <w:r>
+        <w:rPr>
+          <w:b w:val="0"/>
+          <w:i w:val="0"/>
+          <w:sz w:val="21"/>
+        </w:rPr>
+      </w:r>
+    </w:p>
+    <w:p>
+      <w:pPr>
+        <w:keepNext/>
+        <w:spacing w:after="80" w:before="240"/>
+      </w:pPr>
+      <w:r>
+        <w:rPr>
+          <w:b/>
+          <w:i w:val="0"/>
+          <w:color w:val="0B1B3F"/>
+          <w:sz w:val="24"/>
+        </w:rPr>
+        <w:t>Done when</w:t>
+      </w:r>
+    </w:p>
+    <w:p>
+      <w:pPr>
+        <w:pStyle w:val="ListBullet"/>
+        <w:spacing w:after="40"/>
+      </w:pPr>
+      <w:r>
+        <w:t>☐ 80%+ on the practice assessment in every domain</w:t>
+      </w:r>
+    </w:p>
+    <w:p>
+      <w:pPr>
+        <w:pStyle w:val="ListBullet"/>
+        <w:spacing w:after="40"/>
+      </w:pPr>
+      <w:r>
+        <w:t>☐ SC-300 passed</w:t>
+      </w:r>
+    </w:p>
+    <w:p>
+      <w:pPr>
+        <w:pStyle w:val="ListBullet"/>
+        <w:spacing w:after="40"/>
+      </w:pPr>
+      <w:r>
+        <w:t>☐ Badge added to LinkedIn and resume</w:t>
+      </w:r>
+    </w:p>
+    <w:p>
+      <w:pPr>
+        <w:spacing w:after="120"/>
+      </w:pPr>
+      <w:r>
+        <w:rPr>
+          <w:b w:val="0"/>
+          <w:i/>
+          <w:color w:val="166534"/>
+          <w:sz w:val="20"/>
+        </w:rPr>
+        <w:t>Coach's tip: You've done the hard part in the labs. The exam just checks what you already practiced.</w:t>
+      </w:r>
+    </w:p>
+    <w:p>
+      <w:r>
+        <w:br w:type="page"/>
+      </w:r>
+    </w:p>
+    <w:p>
+      <w:pPr>
+        <w:spacing w:after="40"/>
+      </w:pPr>
+      <w:r>
+        <w:rPr>
+          <w:b/>
+          <w:i w:val="0"/>
+          <w:color w:val="4F46E5"/>
+          <w:sz w:val="17"/>
+        </w:rPr>
+        <w:t>STEP 16 · 4–6 WEEKS, AT YOUR PACE</w:t>
+      </w:r>
+    </w:p>
+    <w:p>
+      <w:pPr>
+        <w:keepNext/>
+        <w:spacing w:after="80" w:before="0"/>
+      </w:pPr>
+      <w:r>
+        <w:rPr>
+          <w:b/>
+          <w:i w:val="0"/>
+          <w:color w:val="0B1B3F"/>
+          <w:sz w:val="40"/>
+        </w:rPr>
+        <w:t>Milestone: SC-500 cloud security (AZ-500 replacement)</w:t>
+      </w:r>
+    </w:p>
+    <w:p>
+      <w:pPr>
+        <w:spacing w:after="120"/>
+      </w:pPr>
+      <w:r>
+        <w:rPr>
+          <w:b w:val="0"/>
+          <w:i w:val="0"/>
+          <w:color w:val="0B1B3F"/>
+          <w:sz w:val="24"/>
+        </w:rPr>
+        <w:t>Extend identity into cloud security with SC-500: Cloud and AI Security Engineer Associate.</w:t>
+      </w:r>
+    </w:p>
+    <w:p>
+      <w:pPr>
+        <w:keepNext/>
+        <w:spacing w:after="80" w:before="240"/>
+      </w:pPr>
+      <w:r>
+        <w:rPr>
+          <w:b/>
+          <w:i w:val="0"/>
+          <w:color w:val="0B1B3F"/>
+          <w:sz w:val="24"/>
+        </w:rPr>
+        <w:t>Watch, in this order</w:t>
+      </w:r>
+    </w:p>
+    <w:p>
+      <w:pPr>
+        <w:pStyle w:val="ListBullet"/>
+      </w:pPr>
+      <w:hyperlink r:id="rId49">
+        <w:r>
+          <w:rPr>
+            <w:color w:val="4F46E5"/>
+            <w:u w:val="single"/>
+          </w:rPr>
+          <w:t>SC-500 Exam Guide 2026: Start Here | Cloud and AI Security Engineer Associate</w:t>
+        </w:r>
+      </w:hyperlink>
+      <w:r>
+        <w:rPr>
+          <w:color w:val="6B7590"/>
+          <w:sz w:val="18"/>
+        </w:rPr>
+        <w:t xml:space="preserve">  (Cert Espresso · 3:14 · 2026-10-13)</w:t>
+      </w:r>
+    </w:p>
+    <w:p>
+      <w:pPr>
+        <w:pStyle w:val="ListBullet"/>
+      </w:pPr>
+      <w:hyperlink r:id="rId54">
+        <w:r>
+          <w:rPr>
+            <w:color w:val="4F46E5"/>
+            <w:u w:val="single"/>
+          </w:rPr>
+          <w:t>Microsoft Security Copilot for Beginners</w:t>
+        </w:r>
+      </w:hyperlink>
+      <w:r>
+        <w:rPr>
+          <w:color w:val="6B7590"/>
+          <w:sz w:val="18"/>
+        </w:rPr>
+        <w:t xml:space="preserve">  (Christopher Nett · 25:19 · 2026-09-13)</w:t>
+      </w:r>
+    </w:p>
+    <w:p>
+      <w:pPr>
+        <w:keepNext/>
+        <w:spacing w:after="80" w:before="240"/>
+      </w:pPr>
+      <w:r>
+        <w:rPr>
+          <w:b/>
+          <w:i w:val="0"/>
+          <w:color w:val="0B1B3F"/>
+          <w:sz w:val="24"/>
+        </w:rPr>
+        <w:t>Hands-on lab</w:t>
+      </w:r>
+    </w:p>
+    <w:p>
+      <w:pPr>
+        <w:pStyle w:val="ListNumber"/>
+      </w:pPr>
+      <w:r>
+        <w:rPr>
+          <w:b/>
+        </w:rPr>
+        <w:t xml:space="preserve">Study plan. </w:t>
+      </w:r>
+      <w:r>
+        <w:t>Map the SC-500 study guide domains to a weekly plan; identity (20–25%) is your head start.</w:t>
+      </w:r>
+    </w:p>
+    <w:p>
+      <w:pPr>
+        <w:pStyle w:val="ListNumber"/>
+      </w:pPr>
+      <w:r>
+        <w:rPr>
+          <w:b/>
+        </w:rPr>
+        <w:t xml:space="preserve">Hands-on. </w:t>
+      </w:r>
+      <w:r>
+        <w:t>In your Azure lab: Key Vault with RBAC, a network security group, Defender for Cloud recommendations, and one Sentinel analytics rule.</w:t>
+      </w:r>
+    </w:p>
+    <w:p>
+      <w:pPr>
+        <w:pStyle w:val="ListNumber"/>
+      </w:pPr>
+      <w:r>
+        <w:rPr>
+          <w:b/>
+        </w:rPr>
+        <w:t xml:space="preserve">Practice. </w:t>
+      </w:r>
+      <w:r>
+        <w:t>Take practice questions weekly and log weak areas.</w:t>
+      </w:r>
+    </w:p>
+    <w:tbl>
+      <w:tblPr>
+        <w:tblStyle w:val="TableGrid"/>
+        <w:tblW w:type="auto" w:w="0"/>
+        <w:tblLook w:firstColumn="1" w:firstRow="1" w:lastColumn="0" w:lastRow="0" w:noHBand="0" w:noVBand="1" w:val="04A0"/>
+      </w:tblPr>
+      <w:tblGrid>
+        <w:gridCol w:w="9792"/>
+      </w:tblGrid>
+      <w:tr>
+        <w:tc>
+          <w:tcPr>
+            <w:tcW w:type="dxa" w:w="9792"/>
+            <w:shd w:fill="EEF2FF"/>
+          </w:tcPr>
+          <w:p>
+            <w:r>
+              <w:rPr>
+                <w:b/>
+              </w:rPr>
+              <w:t>Try this prompt (Claude version; the website also has your work-tool version)</w:t>
+            </w:r>
+          </w:p>
+          <w:p>
+            <w:r>
+              <w:rPr>
+                <w:sz w:val="18"/>
+              </w:rPr>
+              <w:t>Hi Claude! I'm Amjad, an IT Support Coordinator moving into Identity &amp; Access Management (IAM). I hold Security+ and I'm studying for SC-300. I practice only in my own lab tenant with made-up users.</w:t>
+              <w:br/>
+              <w:br/>
+              <w:t>Context: Step 16: Milestone: SC-500 cloud security (AZ-500 replacement)</w:t>
+              <w:br/>
+              <w:t>My task: Study plan: map the SC-500 study guide domains to a weekly plan; identity (20–25%) is your head start.</w:t>
+              <w:br/>
+              <w:br/>
+              <w:t>Please (1) ask me up to 3 quick questions if anything is unclear, (2) walk me through it in short, numbered steps, and (3) finish with a ready-to-use result (table, checklist, script or doc) I can save to my portfolio. Keep it encouraging and concise.</w:t>
+            </w:r>
+          </w:p>
+        </w:tc>
+      </w:tr>
+    </w:tbl>
+    <w:p>
+      <w:pPr>
+        <w:spacing w:after="40"/>
+      </w:pPr>
+      <w:r>
+        <w:rPr>
+          <w:b w:val="0"/>
+          <w:i w:val="0"/>
+          <w:sz w:val="21"/>
+        </w:rPr>
+      </w:r>
+    </w:p>
+    <w:p>
+      <w:pPr>
+        <w:keepNext/>
+        <w:spacing w:after="80" w:before="240"/>
+      </w:pPr>
+      <w:r>
+        <w:rPr>
+          <w:b/>
+          <w:i w:val="0"/>
+          <w:color w:val="0B1B3F"/>
+          <w:sz w:val="24"/>
+        </w:rPr>
+        <w:t>Done when</w:t>
+      </w:r>
+    </w:p>
+    <w:p>
+      <w:pPr>
+        <w:pStyle w:val="ListBullet"/>
+        <w:spacing w:after="40"/>
+      </w:pPr>
+      <w:r>
+        <w:t>☐ SC-500 study plan written</w:t>
+      </w:r>
+    </w:p>
+    <w:p>
+      <w:pPr>
+        <w:pStyle w:val="ListBullet"/>
+        <w:spacing w:after="40"/>
+      </w:pPr>
+      <w:r>
+        <w:t>☐ 4 cloud security labs done</w:t>
+      </w:r>
+    </w:p>
+    <w:p>
+      <w:pPr>
+        <w:pStyle w:val="ListBullet"/>
+        <w:spacing w:after="40"/>
+      </w:pPr>
+      <w:r>
+        <w:t>☐ SC-500 exam booked</w:t>
+      </w:r>
+    </w:p>
+    <w:p>
+      <w:pPr>
+        <w:spacing w:after="120"/>
+      </w:pPr>
+      <w:r>
+        <w:rPr>
+          <w:b w:val="0"/>
+          <w:i/>
+          <w:color w:val="166534"/>
+          <w:sz w:val="20"/>
+        </w:rPr>
+        <w:t>Coach's tip: SC-300 plus SC-500 is a strong pair for $120K+ cloud identity roles.</w:t>
+      </w:r>
+    </w:p>
+    <w:p>
+      <w:r>
+        <w:br w:type="page"/>
+      </w:r>
+    </w:p>
+    <w:p>
+      <w:pPr>
+        <w:spacing w:after="40"/>
+      </w:pPr>
+      <w:r>
+        <w:rPr>
+          <w:b/>
+          <w:i w:val="0"/>
+          <w:color w:val="4F46E5"/>
+          <w:sz w:val="17"/>
+        </w:rPr>
+        <w:t>STEP 17 · 2–4 WEEKS</w:t>
+      </w:r>
+    </w:p>
+    <w:p>
+      <w:pPr>
+        <w:keepNext/>
+        <w:spacing w:after="80" w:before="0"/>
+      </w:pPr>
+      <w:r>
+        <w:rPr>
+          <w:b/>
+          <w:i w:val="0"/>
+          <w:color w:val="0B1B3F"/>
+          <w:sz w:val="40"/>
+        </w:rPr>
+        <w:t>Milestone: Okta certification</w:t>
+      </w:r>
+    </w:p>
+    <w:p>
+      <w:pPr>
+        <w:spacing w:after="120"/>
+      </w:pPr>
+      <w:r>
+        <w:rPr>
+          <w:b w:val="0"/>
+          <w:i w:val="0"/>
+          <w:color w:val="0B1B3F"/>
+          <w:sz w:val="24"/>
+        </w:rPr>
+        <w:t>Back up your Okta lab with an Okta certification for Okta-based employers.</w:t>
+      </w:r>
+    </w:p>
+    <w:p>
+      <w:pPr>
+        <w:keepNext/>
+        <w:spacing w:after="80" w:before="240"/>
+      </w:pPr>
+      <w:r>
+        <w:rPr>
+          <w:b/>
+          <w:i w:val="0"/>
+          <w:color w:val="0B1B3F"/>
+          <w:sz w:val="24"/>
+        </w:rPr>
+        <w:t>Watch, in this order</w:t>
+      </w:r>
+    </w:p>
+    <w:p>
+      <w:pPr>
+        <w:pStyle w:val="ListBullet"/>
+      </w:pPr>
+      <w:hyperlink r:id="rId43">
+        <w:r>
+          <w:rPr>
+            <w:color w:val="4F46E5"/>
+            <w:u w:val="single"/>
+          </w:rPr>
+          <w:t>2026 Okta IAM Full Course for Beginners: What is Okta, How It Works &amp; Free Trial Setup #okta 2026</w:t>
+        </w:r>
+      </w:hyperlink>
+      <w:r>
+        <w:rPr>
+          <w:color w:val="6B7590"/>
+          <w:sz w:val="18"/>
+        </w:rPr>
+        <w:t xml:space="preserve">  (Cloud Knowledge · 21:37 · 2026-05-22)</w:t>
+      </w:r>
+    </w:p>
+    <w:p>
+      <w:pPr>
+        <w:pStyle w:val="ListBullet"/>
+      </w:pPr>
+      <w:hyperlink r:id="rId55">
+        <w:r>
+          <w:rPr>
+            <w:color w:val="4F46E5"/>
+            <w:u w:val="single"/>
+          </w:rPr>
+          <w:t>🚀 Okta Training for Beginners 2026 | Complete IAM Course | SSO, MFA &amp; OAuth | GoLogica</w:t>
+        </w:r>
+      </w:hyperlink>
+      <w:r>
+        <w:rPr>
+          <w:color w:val="6B7590"/>
+          <w:sz w:val="18"/>
+        </w:rPr>
+        <w:t xml:space="preserve">  (GoLogica · 24:21 · 2026-08-04)</w:t>
+      </w:r>
+    </w:p>
+    <w:p>
+      <w:pPr>
+        <w:keepNext/>
+        <w:spacing w:after="80" w:before="240"/>
+      </w:pPr>
+      <w:r>
+        <w:rPr>
+          <w:b/>
+          <w:i w:val="0"/>
+          <w:color w:val="0B1B3F"/>
+          <w:sz w:val="24"/>
+        </w:rPr>
+        <w:t>Hands-on lab</w:t>
+      </w:r>
+    </w:p>
+    <w:p>
+      <w:pPr>
+        <w:pStyle w:val="ListNumber"/>
+      </w:pPr>
+      <w:r>
+        <w:rPr>
+          <w:b/>
+        </w:rPr>
+        <w:t xml:space="preserve">Pick the exam. </w:t>
+      </w:r>
+      <w:r>
+        <w:t>On okta.com/certification, choose Okta Certified Professional first.</w:t>
+      </w:r>
+    </w:p>
+    <w:p>
+      <w:pPr>
+        <w:pStyle w:val="ListNumber"/>
+      </w:pPr>
+      <w:r>
+        <w:rPr>
+          <w:b/>
+        </w:rPr>
+        <w:t xml:space="preserve">Lab the blueprint. </w:t>
+      </w:r>
+      <w:r>
+        <w:t>Rebuild each blueprint topic in your free Okta Integrator account: lifecycle, policies, SSO apps, MFA.</w:t>
+      </w:r>
+    </w:p>
+    <w:p>
+      <w:pPr>
+        <w:pStyle w:val="ListNumber"/>
+      </w:pPr>
+      <w:r>
+        <w:rPr>
+          <w:b/>
+        </w:rPr>
+        <w:t xml:space="preserve">Book it. </w:t>
+      </w:r>
+      <w:r>
+        <w:t>Schedule the exam and add 'Okta (in progress)' to LinkedIn.</w:t>
+      </w:r>
+    </w:p>
+    <w:tbl>
+      <w:tblPr>
+        <w:tblStyle w:val="TableGrid"/>
+        <w:tblW w:type="auto" w:w="0"/>
+        <w:tblLook w:firstColumn="1" w:firstRow="1" w:lastColumn="0" w:lastRow="0" w:noHBand="0" w:noVBand="1" w:val="04A0"/>
+      </w:tblPr>
+      <w:tblGrid>
+        <w:gridCol w:w="9792"/>
+      </w:tblGrid>
+      <w:tr>
+        <w:tc>
+          <w:tcPr>
+            <w:tcW w:type="dxa" w:w="9792"/>
+            <w:shd w:fill="EEF2FF"/>
+          </w:tcPr>
+          <w:p>
+            <w:r>
+              <w:rPr>
+                <w:b/>
+              </w:rPr>
+              <w:t>Try this prompt (Claude version; the website also has your work-tool version)</w:t>
+            </w:r>
+          </w:p>
+          <w:p>
+            <w:r>
+              <w:rPr>
+                <w:sz w:val="18"/>
+              </w:rPr>
+              <w:t>Hi Claude! I'm Amjad, an IT Support Coordinator moving into Identity &amp; Access Management (IAM). I hold Security+ and I'm studying for SC-300. I practice only in my own lab tenant with made-up users.</w:t>
+              <w:br/>
+              <w:br/>
+              <w:t>Context: Step 17: Milestone: Okta certification</w:t>
+              <w:br/>
+              <w:t>My task: Pick the exam: on okta.com/certification, choose Okta Certified Professional first.</w:t>
+              <w:br/>
+              <w:br/>
+              <w:t>Please (1) ask me up to 3 quick questions if anything is unclear, (2) walk me through it in short, numbered steps, and (3) finish with a ready-to-use result (table, checklist, script or doc) I can save to my portfolio. Keep it encouraging and concise.</w:t>
+            </w:r>
+          </w:p>
+        </w:tc>
+      </w:tr>
+    </w:tbl>
+    <w:p>
+      <w:pPr>
+        <w:spacing w:after="40"/>
+      </w:pPr>
+      <w:r>
+        <w:rPr>
+          <w:b w:val="0"/>
+          <w:i w:val="0"/>
+          <w:sz w:val="21"/>
+        </w:rPr>
+      </w:r>
+    </w:p>
+    <w:p>
+      <w:pPr>
+        <w:keepNext/>
+        <w:spacing w:after="80" w:before="240"/>
+      </w:pPr>
+      <w:r>
+        <w:rPr>
+          <w:b/>
+          <w:i w:val="0"/>
+          <w:color w:val="0B1B3F"/>
+          <w:sz w:val="24"/>
+        </w:rPr>
+        <w:t>Done when</w:t>
+      </w:r>
+    </w:p>
+    <w:p>
+      <w:pPr>
+        <w:pStyle w:val="ListBullet"/>
+        <w:spacing w:after="40"/>
+      </w:pPr>
+      <w:r>
+        <w:t>☐ Okta exam chosen</w:t>
+      </w:r>
+    </w:p>
+    <w:p>
+      <w:pPr>
+        <w:pStyle w:val="ListBullet"/>
+        <w:spacing w:after="40"/>
+      </w:pPr>
+      <w:r>
+        <w:t>☐ Blueprint topics practiced in my Okta lab</w:t>
+      </w:r>
+    </w:p>
+    <w:p>
+      <w:pPr>
+        <w:pStyle w:val="ListBullet"/>
+        <w:spacing w:after="40"/>
+      </w:pPr>
+      <w:r>
+        <w:t>☐ Okta exam booked or passed</w:t>
+      </w:r>
+    </w:p>
+    <w:p>
+      <w:pPr>
+        <w:spacing w:after="120"/>
+      </w:pPr>
+      <w:r>
+        <w:rPr>
+          <w:b w:val="0"/>
+          <w:i/>
+          <w:color w:val="166534"/>
+          <w:sz w:val="20"/>
+        </w:rPr>
+        <w:t>Coach's tip: Many $100K+ IAM postings ask for Entra and Okta. You're building both.</w:t>
+      </w:r>
+    </w:p>
+    <w:p>
+      <w:r>
+        <w:br w:type="page"/>
+      </w:r>
+    </w:p>
+    <w:p>
+      <w:pPr>
+        <w:spacing w:after="40"/>
+      </w:pPr>
+      <w:r>
+        <w:rPr>
+          <w:b/>
+          <w:i w:val="0"/>
+          <w:color w:val="4F46E5"/>
+          <w:sz w:val="17"/>
+        </w:rPr>
+        <w:t>OPTIONAL BRANCH</w:t>
+      </w:r>
+    </w:p>
+    <w:p>
+      <w:pPr>
+        <w:keepNext/>
+        <w:spacing w:after="80" w:before="0"/>
+      </w:pPr>
+      <w:r>
+        <w:rPr>
+          <w:b/>
+          <w:i w:val="0"/>
+          <w:color w:val="0B1B3F"/>
+          <w:sz w:val="40"/>
+        </w:rPr>
         <w:t>Optional branch: Microsoft Sentinel and CySA+ V4</w:t>
       </w:r>
     </w:p>
@@ -4943,7 +5897,7 @@
       <w:pPr>
         <w:pStyle w:val="ListBullet"/>
       </w:pPr>
-      <w:hyperlink r:id="rId54">
+      <w:hyperlink r:id="rId56">
         <w:r>
           <w:rPr>
             <w:color w:val="4F46E5"/>
@@ -4964,7 +5918,7 @@
       <w:pPr>
         <w:pStyle w:val="ListBullet"/>
       </w:pPr>
-      <w:hyperlink r:id="rId55">
+      <w:hyperlink r:id="rId57">
         <w:r>
           <w:rPr>
             <w:color w:val="4F46E5"/>
@@ -5046,7 +6000,7 @@
       <w:pPr>
         <w:pStyle w:val="ListBullet"/>
       </w:pPr>
-      <w:hyperlink r:id="rId56">
+      <w:hyperlink r:id="rId58">
         <w:r>
           <w:rPr>
             <w:color w:val="4F46E5"/>
@@ -5067,7 +6021,7 @@
       <w:pPr>
         <w:pStyle w:val="ListBullet"/>
       </w:pPr>
-      <w:hyperlink r:id="rId57">
+      <w:hyperlink r:id="rId59">
         <w:r>
           <w:rPr>
             <w:color w:val="4F46E5"/>
@@ -5188,7 +6142,7 @@
         <w:spacing w:after="40"/>
       </w:pPr>
       <w:r>
-        <w:t>IAM / Identity Engineer (Entra): $115K–$175K (e.g. $115–135K remote, $133–173K NJ hybrid). Entra, Conditional Access, PIM, Graph automation. Your target after SC-300 and the Day 9 repo.</w:t>
+        <w:t>IAM / Identity Engineer (Entra): $115K–$175K (e.g. $115–135K remote, $133–173K NJ hybrid). Entra, Conditional Access, PIM, Graph automation. Your target after SC-300 and the Step 9 repo.</w:t>
       </w:r>
     </w:p>
     <w:p>
@@ -5622,7 +6576,7 @@
       <w:r>
         <w:t xml:space="preserve"> </w:t>
       </w:r>
-      <w:hyperlink r:id="rId58">
+      <w:hyperlink r:id="rId60">
         <w:r>
           <w:rPr>
             <w:color w:val="4F46E5"/>
@@ -5643,7 +6597,7 @@
       <w:r>
         <w:t xml:space="preserve"> </w:t>
       </w:r>
-      <w:hyperlink r:id="rId59">
+      <w:hyperlink r:id="rId61">
         <w:r>
           <w:rPr>
             <w:color w:val="4F46E5"/>
@@ -5706,48 +6660,6 @@
       <w:r>
         <w:t xml:space="preserve"> </w:t>
       </w:r>
-      <w:hyperlink r:id="rId60">
-        <w:r>
-          <w:rPr>
-            <w:color w:val="4F46E5"/>
-            <w:u w:val="single"/>
-          </w:rPr>
-          <w:t>open</w:t>
-        </w:r>
-      </w:hyperlink>
-    </w:p>
-    <w:p>
-      <w:pPr>
-        <w:pStyle w:val="ListBullet"/>
-        <w:spacing w:after="40"/>
-      </w:pPr>
-      <w:r>
-        <w:t>Consulting firms and SIs: Accenture, Deloitte, EY, KPMG, PwC, Wipro, TCS, Infosys, Cognizant, Optiv, Guidehouse: search each careers site for 'IAM', 'Identity', 'SailPoint', 'Okta', 'Entra'.</w:t>
-      </w:r>
-      <w:r>
-        <w:t xml:space="preserve"> </w:t>
-      </w:r>
-      <w:hyperlink r:id="rId61">
-        <w:r>
-          <w:rPr>
-            <w:color w:val="4F46E5"/>
-            <w:u w:val="single"/>
-          </w:rPr>
-          <w:t>open</w:t>
-        </w:r>
-      </w:hyperlink>
-    </w:p>
-    <w:p>
-      <w:pPr>
-        <w:pStyle w:val="ListBullet"/>
-        <w:spacing w:after="40"/>
-      </w:pPr>
-      <w:r>
-        <w:t>Internal move: Ask your manager and the global identity team at WSAudiology about an IAM role. You already work with them.</w:t>
-      </w:r>
-      <w:r>
-        <w:t xml:space="preserve"> </w:t>
-      </w:r>
       <w:hyperlink r:id="rId62">
         <w:r>
           <w:rPr>
@@ -5760,40 +6672,11 @@
     </w:p>
     <w:p>
       <w:pPr>
-        <w:keepNext/>
-        <w:spacing w:after="80" w:before="240"/>
-      </w:pPr>
-      <w:r>
-        <w:rPr>
-          <w:b/>
-          <w:i w:val="0"/>
-          <w:color w:val="0B1B3F"/>
-          <w:sz w:val="28"/>
-        </w:rPr>
-        <w:t>Jobs board (snapshot, Oct 21, 2026)</w:t>
-      </w:r>
-    </w:p>
-    <w:p>
-      <w:pPr>
-        <w:spacing w:after="120"/>
-      </w:pPr>
-      <w:r>
-        <w:rPr>
-          <w:b w:val="0"/>
-          <w:i w:val="0"/>
-          <w:color w:val="6B7590"/>
-          <w:sz w:val="19"/>
-        </w:rPr>
-        <w:t>Criteria: $100K+ salary (range midpoint) or $75+/hr. The website shows the latest list.</w:t>
-      </w:r>
-    </w:p>
-    <w:p>
-      <w:pPr>
         <w:pStyle w:val="ListBullet"/>
         <w:spacing w:after="40"/>
       </w:pPr>
       <w:r>
-        <w:t>Azure Entra IAM Engineer, Piper Companies (client: enterprise organization) · $115,000–$135,000/yr · Remote (Remote (US)) · Source: Employer site</w:t>
+        <w:t>Consulting firms and SIs: Accenture, Deloitte, EY, KPMG, PwC, Wipro, TCS, Infosys, Cognizant, Optiv, Guidehouse: search each careers site for 'IAM', 'Identity', 'SailPoint', 'Okta', 'Entra'.</w:t>
       </w:r>
       <w:r>
         <w:t xml:space="preserve"> </w:t>
@@ -5804,7 +6687,7 @@
             <w:color w:val="4F46E5"/>
             <w:u w:val="single"/>
           </w:rPr>
-          <w:t>apply</w:t>
+          <w:t>open</w:t>
         </w:r>
       </w:hyperlink>
     </w:p>
@@ -5814,7 +6697,7 @@
         <w:spacing w:after="40"/>
       </w:pPr>
       <w:r>
-        <w:t>Senior IAM Engineer (Microsoft Entra ID), Insmed · $133,000–$173,000/yr · On-site/Hybrid NY/NJ (Bridgewater, NJ (hybrid, mostly remote)) · Source: Hirify (employer listing)</w:t>
+        <w:t>Internal move: Ask your manager and the global identity team at WSAudiology about an IAM role. You already work with them.</w:t>
       </w:r>
       <w:r>
         <w:t xml:space="preserve"> </w:t>
@@ -5825,17 +6708,46 @@
             <w:color w:val="4F46E5"/>
             <w:u w:val="single"/>
           </w:rPr>
-          <w:t>apply</w:t>
+          <w:t>open</w:t>
         </w:r>
       </w:hyperlink>
     </w:p>
     <w:p>
       <w:pPr>
+        <w:keepNext/>
+        <w:spacing w:after="80" w:before="240"/>
+      </w:pPr>
+      <w:r>
+        <w:rPr>
+          <w:b/>
+          <w:i w:val="0"/>
+          <w:color w:val="0B1B3F"/>
+          <w:sz w:val="28"/>
+        </w:rPr>
+        <w:t>Jobs board (snapshot, Oct 21, 2026)</w:t>
+      </w:r>
+    </w:p>
+    <w:p>
+      <w:pPr>
+        <w:spacing w:after="120"/>
+      </w:pPr>
+      <w:r>
+        <w:rPr>
+          <w:b w:val="0"/>
+          <w:i w:val="0"/>
+          <w:color w:val="6B7590"/>
+          <w:sz w:val="19"/>
+        </w:rPr>
+        <w:t>Criteria: $100K+ salary (range midpoint) or $75+/hr. The website shows the latest list.</w:t>
+      </w:r>
+    </w:p>
+    <w:p>
+      <w:pPr>
         <w:pStyle w:val="ListBullet"/>
         <w:spacing w:after="40"/>
       </w:pPr>
       <w:r>
-        <w:t>Identity Access Management Analyst, Sumitomo Mitsui Trust Bank · $90,000–$125,000/yr · On-site/Hybrid NY/NJ (New York, NY (hybrid)) · Source: Teal (employer listing)</w:t>
+        <w:t>Azure Entra IAM Engineer, Piper Companies (client: enterprise organization) · $115,000–$135,000/yr · Remote (Remote (US)) · Source: Employer site</w:t>
       </w:r>
       <w:r>
         <w:t xml:space="preserve"> </w:t>
@@ -5856,7 +6768,7 @@
         <w:spacing w:after="40"/>
       </w:pPr>
       <w:r>
-        <w:t>Cyber Security Engineer (Entra ID, Intune, IAM), Lawrence Harvey (client: global organization) · $120,000–$130,000/yr · Remote (Remote, East Coast hours) · Source: Jobmesh</w:t>
+        <w:t>Senior IAM Engineer (Microsoft Entra ID), Insmed · $133,000–$173,000/yr · On-site/Hybrid NY/NJ (Bridgewater, NJ (hybrid, mostly remote)) · Source: Hirify (employer listing)</w:t>
       </w:r>
       <w:r>
         <w:t xml:space="preserve"> </w:t>
@@ -5873,6 +6785,48 @@
     </w:p>
     <w:p>
       <w:pPr>
+        <w:pStyle w:val="ListBullet"/>
+        <w:spacing w:after="40"/>
+      </w:pPr>
+      <w:r>
+        <w:t>Identity Access Management Analyst, Sumitomo Mitsui Trust Bank · $90,000–$125,000/yr · On-site/Hybrid NY/NJ (New York, NY (hybrid)) · Source: Teal (employer listing)</w:t>
+      </w:r>
+      <w:r>
+        <w:t xml:space="preserve"> </w:t>
+      </w:r>
+      <w:hyperlink r:id="rId67">
+        <w:r>
+          <w:rPr>
+            <w:color w:val="4F46E5"/>
+            <w:u w:val="single"/>
+          </w:rPr>
+          <w:t>apply</w:t>
+        </w:r>
+      </w:hyperlink>
+    </w:p>
+    <w:p>
+      <w:pPr>
+        <w:pStyle w:val="ListBullet"/>
+        <w:spacing w:after="40"/>
+      </w:pPr>
+      <w:r>
+        <w:t>Cyber Security Engineer (Entra ID, Intune, IAM), Lawrence Harvey (client: global organization) · $120,000–$130,000/yr · Remote (Remote, East Coast hours) · Source: Jobmesh</w:t>
+      </w:r>
+      <w:r>
+        <w:t xml:space="preserve"> </w:t>
+      </w:r>
+      <w:hyperlink r:id="rId68">
+        <w:r>
+          <w:rPr>
+            <w:color w:val="4F46E5"/>
+            <w:u w:val="single"/>
+          </w:rPr>
+          <w:t>apply</w:t>
+        </w:r>
+      </w:hyperlink>
+    </w:p>
+    <w:p>
+      <w:pPr>
         <w:keepNext/>
         <w:spacing w:after="80" w:before="240"/>
       </w:pPr>
@@ -5897,7 +6851,7 @@
       <w:r>
         <w:t xml:space="preserve"> </w:t>
       </w:r>
-      <w:hyperlink r:id="rId67">
+      <w:hyperlink r:id="rId69">
         <w:r>
           <w:rPr>
             <w:color w:val="4F46E5"/>
@@ -5939,7 +6893,7 @@
       <w:r>
         <w:t xml:space="preserve"> </w:t>
       </w:r>
-      <w:hyperlink r:id="rId68">
+      <w:hyperlink r:id="rId70">
         <w:r>
           <w:rPr>
             <w:color w:val="4F46E5"/>
@@ -6330,7 +7284,7 @@
       <w:pPr>
         <w:pStyle w:val="ListBullet"/>
       </w:pPr>
-      <w:hyperlink r:id="rId69">
+      <w:hyperlink r:id="rId71">
         <w:r>
           <w:rPr>
             <w:color w:val="4F46E5"/>
@@ -6600,7 +7554,7 @@
       <w:pPr>
         <w:pStyle w:val="ListBullet"/>
       </w:pPr>
-      <w:hyperlink r:id="rId70">
+      <w:hyperlink r:id="rId72">
         <w:r>
           <w:rPr>
             <w:color w:val="4F46E5"/>
@@ -6678,7 +7632,7 @@
       <w:pPr>
         <w:pStyle w:val="ListBullet"/>
       </w:pPr>
-      <w:hyperlink r:id="rId71">
+      <w:hyperlink r:id="rId73">
         <w:r>
           <w:rPr>
             <w:color w:val="4F46E5"/>
@@ -6714,7 +7668,7 @@
       <w:pPr>
         <w:pStyle w:val="ListBullet"/>
       </w:pPr>
-      <w:hyperlink r:id="rId72">
+      <w:hyperlink r:id="rId74">
         <w:r>
           <w:rPr>
             <w:color w:val="4F46E5"/>
@@ -6735,7 +7689,7 @@
       <w:pPr>
         <w:pStyle w:val="ListBullet"/>
       </w:pPr>
-      <w:hyperlink r:id="rId73">
+      <w:hyperlink r:id="rId75">
         <w:r>
           <w:rPr>
             <w:color w:val="4F46E5"/>
@@ -6777,7 +7731,7 @@
       <w:pPr>
         <w:pStyle w:val="ListBullet"/>
       </w:pPr>
-      <w:hyperlink r:id="rId74">
+      <w:hyperlink r:id="rId76">
         <w:r>
           <w:rPr>
             <w:color w:val="4F46E5"/>
@@ -6835,48 +7789,6 @@
       </w:pPr>
       <w:r>
         <w:t>NIST SP 800-63-4: Digital Identity Guidelines (NIST): The standard for identity proofing, authentication assurance (AAL) and federation. Read 800-63B on authenticators.</w:t>
-      </w:r>
-      <w:r>
-        <w:t xml:space="preserve"> </w:t>
-      </w:r>
-      <w:hyperlink r:id="rId75">
-        <w:r>
-          <w:rPr>
-            <w:color w:val="4F46E5"/>
-            <w:u w:val="single"/>
-          </w:rPr>
-          <w:t>read</w:t>
-        </w:r>
-      </w:hyperlink>
-    </w:p>
-    <w:p>
-      <w:pPr>
-        <w:pStyle w:val="ListBullet"/>
-        <w:spacing w:after="40"/>
-      </w:pPr>
-      <w:r>
-        <w:t>NIST SP 800-207: Zero Trust Architecture (NIST): The foundational Zero Trust paper. Identity is the new perimeter.</w:t>
-      </w:r>
-      <w:r>
-        <w:t xml:space="preserve"> </w:t>
-      </w:r>
-      <w:hyperlink r:id="rId76">
-        <w:r>
-          <w:rPr>
-            <w:color w:val="4F46E5"/>
-            <w:u w:val="single"/>
-          </w:rPr>
-          <w:t>read</w:t>
-        </w:r>
-      </w:hyperlink>
-    </w:p>
-    <w:p>
-      <w:pPr>
-        <w:pStyle w:val="ListBullet"/>
-        <w:spacing w:after="40"/>
-      </w:pPr>
-      <w:r>
-        <w:t>CISA Zero Trust Maturity Model (CISA): Five pillars, with Identity first. Use it to assess your lab on Day 13.</w:t>
       </w:r>
       <w:r>
         <w:t xml:space="preserve"> </w:t>
@@ -6897,7 +7809,7 @@
         <w:spacing w:after="40"/>
       </w:pPr>
       <w:r>
-        <w:t>CISA: More than a Password (MFA) (CISA): CISA's MFA guidance, including why phishing-resistant MFA matters.</w:t>
+        <w:t>NIST SP 800-207: Zero Trust Architecture (NIST): The foundational Zero Trust paper. Identity is the new perimeter.</w:t>
       </w:r>
       <w:r>
         <w:t xml:space="preserve"> </w:t>
@@ -6918,6 +7830,48 @@
         <w:spacing w:after="40"/>
       </w:pPr>
       <w:r>
+        <w:t>CISA Zero Trust Maturity Model (CISA): Five pillars, with Identity first. Use it to assess your lab on Step 13.</w:t>
+      </w:r>
+      <w:r>
+        <w:t xml:space="preserve"> </w:t>
+      </w:r>
+      <w:hyperlink r:id="rId79">
+        <w:r>
+          <w:rPr>
+            <w:color w:val="4F46E5"/>
+            <w:u w:val="single"/>
+          </w:rPr>
+          <w:t>read</w:t>
+        </w:r>
+      </w:hyperlink>
+    </w:p>
+    <w:p>
+      <w:pPr>
+        <w:pStyle w:val="ListBullet"/>
+        <w:spacing w:after="40"/>
+      </w:pPr>
+      <w:r>
+        <w:t>CISA: More than a Password (MFA) (CISA): CISA's MFA guidance, including why phishing-resistant MFA matters.</w:t>
+      </w:r>
+      <w:r>
+        <w:t xml:space="preserve"> </w:t>
+      </w:r>
+      <w:hyperlink r:id="rId80">
+        <w:r>
+          <w:rPr>
+            <w:color w:val="4F46E5"/>
+            <w:u w:val="single"/>
+          </w:rPr>
+          <w:t>read</w:t>
+        </w:r>
+      </w:hyperlink>
+    </w:p>
+    <w:p>
+      <w:pPr>
+        <w:pStyle w:val="ListBullet"/>
+        <w:spacing w:after="40"/>
+      </w:pPr>
+      <w:r>
         <w:t>SC-300 study guide (Microsoft Learn): The official skills-measured list. Your checklist for the exam.</w:t>
       </w:r>
       <w:r>
@@ -6960,49 +7914,7 @@
         <w:spacing w:after="40"/>
       </w:pPr>
       <w:r>
-        <w:t>Conditional Access overview (Microsoft Learn): How CA policies are evaluated; read before Day 3.</w:t>
-      </w:r>
-      <w:r>
-        <w:t xml:space="preserve"> </w:t>
-      </w:r>
-      <w:hyperlink r:id="rId79">
-        <w:r>
-          <w:rPr>
-            <w:color w:val="4F46E5"/>
-            <w:u w:val="single"/>
-          </w:rPr>
-          <w:t>read</w:t>
-        </w:r>
-      </w:hyperlink>
-    </w:p>
-    <w:p>
-      <w:pPr>
-        <w:pStyle w:val="ListBullet"/>
-        <w:spacing w:after="40"/>
-      </w:pPr>
-      <w:r>
-        <w:t>Privileged Identity Management (Microsoft Learn): PIM concepts and setup; read before Day 5.</w:t>
-      </w:r>
-      <w:r>
-        <w:t xml:space="preserve"> </w:t>
-      </w:r>
-      <w:hyperlink r:id="rId80">
-        <w:r>
-          <w:rPr>
-            <w:color w:val="4F46E5"/>
-            <w:u w:val="single"/>
-          </w:rPr>
-          <w:t>read</w:t>
-        </w:r>
-      </w:hyperlink>
-    </w:p>
-    <w:p>
-      <w:pPr>
-        <w:pStyle w:val="ListBullet"/>
-        <w:spacing w:after="40"/>
-      </w:pPr>
-      <w:r>
-        <w:t>Access reviews overview (Microsoft Learn): Recertifications in Entra ID Governance.</w:t>
+        <w:t>Conditional Access overview (Microsoft Learn): How CA policies are evaluated; read before Step 3.</w:t>
       </w:r>
       <w:r>
         <w:t xml:space="preserve"> </w:t>
@@ -7023,7 +7935,7 @@
         <w:spacing w:after="40"/>
       </w:pPr>
       <w:r>
-        <w:t>Lifecycle Workflows (Microsoft Learn): Automated joiner, mover, leaver in Entra.</w:t>
+        <w:t>Privileged Identity Management (Microsoft Learn): PIM concepts and setup; read before Step 5.</w:t>
       </w:r>
       <w:r>
         <w:t xml:space="preserve"> </w:t>
@@ -7044,7 +7956,7 @@
         <w:spacing w:after="40"/>
       </w:pPr>
       <w:r>
-        <w:t>Microsoft Graph PowerShell SDK (Microsoft Learn): The toolkit for your Day 9 automation.</w:t>
+        <w:t>Access reviews overview (Microsoft Learn): Recertifications in Entra ID Governance.</w:t>
       </w:r>
       <w:r>
         <w:t xml:space="preserve"> </w:t>
@@ -7065,7 +7977,7 @@
         <w:spacing w:after="40"/>
       </w:pPr>
       <w:r>
-        <w:t>OWASP Authentication Cheat Sheet (OWASP): Practical authentication do's and don'ts.</w:t>
+        <w:t>Lifecycle Workflows (Microsoft Learn): Automated joiner, mover, leaver in Entra.</w:t>
       </w:r>
       <w:r>
         <w:t xml:space="preserve"> </w:t>
@@ -7086,7 +7998,7 @@
         <w:spacing w:after="40"/>
       </w:pPr>
       <w:r>
-        <w:t>OWASP Multifactor Authentication Cheat Sheet (OWASP): MFA types, strengths and pitfalls.</w:t>
+        <w:t>Microsoft Graph PowerShell SDK (Microsoft Learn): The toolkit for your Step 9 automation.</w:t>
       </w:r>
       <w:r>
         <w:t xml:space="preserve"> </w:t>
@@ -7107,7 +8019,7 @@
         <w:spacing w:after="40"/>
       </w:pPr>
       <w:r>
-        <w:t>OWASP SAML Security Cheat Sheet (OWASP): What to check when you troubleshoot or review SAML.</w:t>
+        <w:t>OWASP Authentication Cheat Sheet (OWASP): Practical authentication do's and don'ts.</w:t>
       </w:r>
       <w:r>
         <w:t xml:space="preserve"> </w:t>
@@ -7128,7 +8040,7 @@
         <w:spacing w:after="40"/>
       </w:pPr>
       <w:r>
-        <w:t>How OpenID Connect works (OpenID Foundation): The official OIDC explainer.</w:t>
+        <w:t>OWASP Multifactor Authentication Cheat Sheet (OWASP): MFA types, strengths and pitfalls.</w:t>
       </w:r>
       <w:r>
         <w:t xml:space="preserve"> </w:t>
@@ -7149,7 +8061,7 @@
         <w:spacing w:after="40"/>
       </w:pPr>
       <w:r>
-        <w:t>RFC 7644: SCIM Protocol (IETF): The SCIM spec. Skim the endpoints and examples.</w:t>
+        <w:t>OWASP SAML Security Cheat Sheet (OWASP): What to check when you troubleshoot or review SAML.</w:t>
       </w:r>
       <w:r>
         <w:t xml:space="preserve"> </w:t>
@@ -7170,7 +8082,7 @@
         <w:spacing w:after="40"/>
       </w:pPr>
       <w:r>
-        <w:t>Okta Businesses at Work report (Okta): Which apps and identity practices companies actually use.</w:t>
+        <w:t>How OpenID Connect works (OpenID Foundation): The official OIDC explainer.</w:t>
       </w:r>
       <w:r>
         <w:t xml:space="preserve"> </w:t>
@@ -7191,7 +8103,7 @@
         <w:spacing w:after="40"/>
       </w:pPr>
       <w:r>
-        <w:t>CyberArk Identity Security Landscape (CyberArk): Machine identities, privilege and identity-attack trends.</w:t>
+        <w:t>RFC 7644: SCIM Protocol (IETF): The SCIM spec. Skim the endpoints and examples.</w:t>
       </w:r>
       <w:r>
         <w:t xml:space="preserve"> </w:t>
@@ -7212,7 +8124,7 @@
         <w:spacing w:after="40"/>
       </w:pPr>
       <w:r>
-        <w:t>SailPoint Identity Library (SailPoint): Plain-English IGA concepts from SailPoint.</w:t>
+        <w:t>Okta Businesses at Work report (Okta): Which apps and identity practices companies actually use.</w:t>
       </w:r>
       <w:r>
         <w:t xml:space="preserve"> </w:t>
@@ -7233,7 +8145,7 @@
         <w:spacing w:after="40"/>
       </w:pPr>
       <w:r>
-        <w:t>Identity Defined Security Alliance (IDSA): Vendor-neutral identity security research and best practices.</w:t>
+        <w:t>CyberArk Identity Security Landscape (CyberArk): Machine identities, privilege and identity-attack trends.</w:t>
       </w:r>
       <w:r>
         <w:t xml:space="preserve"> </w:t>
@@ -7249,6 +8161,48 @@
       </w:hyperlink>
     </w:p>
     <w:p>
+      <w:pPr>
+        <w:pStyle w:val="ListBullet"/>
+        <w:spacing w:after="40"/>
+      </w:pPr>
+      <w:r>
+        <w:t>SailPoint Identity Library (SailPoint): Plain-English IGA concepts from SailPoint.</w:t>
+      </w:r>
+      <w:r>
+        <w:t xml:space="preserve"> </w:t>
+      </w:r>
+      <w:hyperlink r:id="rId93">
+        <w:r>
+          <w:rPr>
+            <w:color w:val="4F46E5"/>
+            <w:u w:val="single"/>
+          </w:rPr>
+          <w:t>read</w:t>
+        </w:r>
+      </w:hyperlink>
+    </w:p>
+    <w:p>
+      <w:pPr>
+        <w:pStyle w:val="ListBullet"/>
+        <w:spacing w:after="40"/>
+      </w:pPr>
+      <w:r>
+        <w:t>Identity Defined Security Alliance (IDSA): Vendor-neutral identity security research and best practices.</w:t>
+      </w:r>
+      <w:r>
+        <w:t xml:space="preserve"> </w:t>
+      </w:r>
+      <w:hyperlink r:id="rId94">
+        <w:r>
+          <w:rPr>
+            <w:color w:val="4F46E5"/>
+            <w:u w:val="single"/>
+          </w:rPr>
+          <w:t>read</w:t>
+        </w:r>
+      </w:hyperlink>
+    </w:p>
+    <w:p>
       <w:r>
         <w:br w:type="page"/>
       </w:r>
@@ -7445,7 +8399,7 @@
           <w:i w:val="0"/>
           <w:sz w:val="21"/>
         </w:rPr>
-        <w:t>Your pair programmer for the Day 9 JML scripts.</w:t>
+        <w:t>Your pair programmer for the Step 9 JML scripts.</w:t>
       </w:r>
     </w:p>
     <w:p>
@@ -7550,7 +8504,7 @@
       </w:hyperlink>
     </w:p>
     <w:sectPr>
-      <w:footerReference w:type="default" r:id="rId93"/>
+      <w:footerReference w:type="default" r:id="rId95"/>
       <w:pgSz w:w="12240" w:h="15840"/>
       <w:pgMar w:top="1152" w:right="1224" w:bottom="1152" w:left="1224" w:header="720" w:footer="720" w:gutter="0"/>
       <w:cols w:space="720"/>
